--- a/Demo_Guide_Complete.docx
+++ b/Demo_Guide_Complete.docx
@@ -8,7 +8,7 @@
         <w:jc w:val="center"/>
       </w:pPr>
       <w:r>
-        <w:t>H+ Health Insurance Co</w:t>
+        <w:t>Bupa</w:t>
       </w:r>
     </w:p>
     <w:p>
@@ -225,7 +225,7 @@
         <w:pStyle w:val="ListBullet2"/>
       </w:pPr>
       <w:r>
-        <w:t>Claim-to-Receipt Match (Does the claimed amount match the receipt amount?)</w:t>
+        <w:t>Claim-to-Receipt Match (Does the claimed amount match the receipt amount? A mismatch — like CLM-0842 — surfaces a dedicated panel showing member-entered vs receipt figures and the exact discrepancy)</w:t>
       </w:r>
     </w:p>
     <w:p>
@@ -235,7 +235,7 @@
     </w:p>
     <w:p>
       <w:r>
-        <w:t>PASS → Continue to Phase 2 | FAIL → Reject immediately, route to SIU</w:t>
+        <w:t>PASS → Continue to Phase 2 | FAIL → Escalate to investigator queue (HIGH priority, 4-hour SLA) — Phases 2 and 3 don't run</w:t>
       </w:r>
     </w:p>
     <w:p/>
@@ -300,7 +300,7 @@
         <w:pStyle w:val="ListBullet2"/>
       </w:pPr>
       <w:r>
-        <w:t>Dark web credential exposure (Member/provider credentials in known breach databases?)</w:t>
+        <w:t>Item code validation (Are the claimed procedure codes valid for this provider type?)</w:t>
       </w:r>
     </w:p>
     <w:p>
@@ -483,7 +483,7 @@
         <w:pStyle w:val="ListBullet"/>
       </w:pPr>
       <w:r>
-        <w:t>Demo Point: Shows document forensics catching a discrepancy</w:t>
+        <w:t>Demo Point: Shows document forensics catching a discrepancy — a dedicated panel shows Member Entered ($487.50) vs Receipt Shows ($445.00) vs Discrepancy ($42.50, 10.8%) with "Result: MISMATCH DETECTED"</w:t>
       </w:r>
     </w:p>
     <w:p/>
@@ -744,7 +744,7 @@
         <w:pStyle w:val="ListBullet"/>
       </w:pPr>
       <w:r>
-        <w:t>↩ Restart - Stop everything and return to first slide</w:t>
+        <w:t>↩ Restart - Stop everything, clear the claim form and return to Slide 1</w:t>
       </w:r>
     </w:p>
     <w:p>
@@ -776,7 +776,7 @@
         <w:pStyle w:val="ListBullet"/>
       </w:pPr>
       <w:r>
-        <w:t>📋 Portal - Active claim portal (default)</w:t>
+        <w:t>📋 Portal - Phase 1 Dataset Analysis tool (default) - validates member-entered data against historical receipts</w:t>
       </w:r>
     </w:p>
     <w:p>
@@ -872,6 +872,14 @@
         <w:pStyle w:val="ListBullet2"/>
       </w:pPr>
       <w:r>
+        <w:t>Discrepancy column - flags claimed-vs-receipt mismatches (e.g. CLM-0842: $42.50 ↑, 85%, "Mismatch Detected"); blank for clean claims</w:t>
+      </w:r>
+    </w:p>
+    <w:p>
+      <w:pPr>
+        <w:pStyle w:val="ListBullet2"/>
+      </w:pPr>
+      <w:r>
         <w:t>Sortable columns</w:t>
       </w:r>
     </w:p>
@@ -968,7 +976,7 @@
         <w:pStyle w:val="ListNumber2"/>
       </w:pPr>
       <w:r>
-        <w:t>Show Slides 1-4</w:t>
+        <w:t>Show Slides 1-5 (Agenda, Problem, Business Case, Three Phases, Why Pega)</w:t>
       </w:r>
     </w:p>
     <w:p>
@@ -976,7 +984,7 @@
         <w:pStyle w:val="ListNumber2"/>
       </w:pPr>
       <w:r>
-        <w:t>Click "Demo ▶"</w:t>
+        <w:t>Click "Launch Demo →" (or press D)</w:t>
       </w:r>
     </w:p>
     <w:p>
@@ -1001,6 +1009,14 @@
       </w:pPr>
       <w:r>
         <w:t>Run CLM-0843 (Phase 2 ABN)</w:t>
+      </w:r>
+    </w:p>
+    <w:p>
+      <w:pPr>
+        <w:pStyle w:val="ListNumber2"/>
+      </w:pPr>
+      <w:r>
+        <w:t>Run CLM-0844 (Phase 2 clustering) - optional</w:t>
       </w:r>
     </w:p>
     <w:p>
@@ -1074,6 +1090,14 @@
         <w:pStyle w:val="ListBullet"/>
       </w:pPr>
       <w:r>
+        <w:t>0 = Restart demo</w:t>
+      </w:r>
+    </w:p>
+    <w:p>
+      <w:pPr>
+        <w:pStyle w:val="ListBullet"/>
+      </w:pPr>
+      <w:r>
         <w:t>D = Demo mode</w:t>
       </w:r>
     </w:p>
@@ -1083,6 +1107,30 @@
       </w:pPr>
       <w:r>
         <w:t>S = Slides mode</w:t>
+      </w:r>
+    </w:p>
+    <w:p>
+      <w:pPr>
+        <w:pStyle w:val="ListBullet"/>
+      </w:pPr>
+      <w:r>
+        <w:t>R = Toggle Rolling Demo</w:t>
+      </w:r>
+    </w:p>
+    <w:p>
+      <w:pPr>
+        <w:pStyle w:val="ListBullet"/>
+      </w:pPr>
+      <w:r>
+        <w:t>P = Toggle Step-by-Step mode</w:t>
+      </w:r>
+    </w:p>
+    <w:p>
+      <w:pPr>
+        <w:pStyle w:val="ListBullet"/>
+      </w:pPr>
+      <w:r>
+        <w:t>B = Jump to Backup slide (manual mode only)</w:t>
       </w:r>
     </w:p>
     <w:p>
